--- a/briefings/线口监测早报-2026-09-05.docx
+++ b/briefings/线口监测早报-2026-09-05.docx
@@ -22,7 +22,7 @@
           <w:color w:val="888888"/>
           <w:sz w:val="18"/>
         </w:rPr>
-        <w:t>监测窗口:近48小时 | 生成时间:2026-09-05 08:37</w:t>
+        <w:t>监测窗口:近48小时 | 生成时间:2026-09-05 09:25</w:t>
       </w:r>
     </w:p>
     <w:p>
@@ -70,6 +70,108 @@
           <w:color w:val="888888"/>
           <w:sz w:val="24"/>
         </w:rPr>
+        <w:t>7999 元戴尔最轻 XPS 13 Air 开售：酷睿 5 320 处理器 + 16GB 内存，重约 1kg</w:t>
+      </w:r>
+    </w:p>
+    <w:p>
+      <w:r>
+        <w:rPr>
+          <w:rFonts w:ascii="Times New Roman" w:hAnsi="Times New Roman" w:eastAsia="宋体"/>
+          <w:color w:val="888888"/>
+          <w:sz w:val="18"/>
+        </w:rPr>
+        <w:t>来源:IT之家 | 时间:09-05 09:18</w:t>
+      </w:r>
+    </w:p>
+    <w:p>
+      <w:r>
+        <w:rPr>
+          <w:rFonts w:ascii="Times New Roman" w:hAnsi="Times New Roman" w:eastAsia="宋体"/>
+          <w:sz w:val="18"/>
+        </w:rPr>
+        <w:t>链接:</w:t>
+      </w:r>
+      <w:hyperlink r:id="rId9">
+        <w:r>
+          <w:rPr>
+            <w:color w:val="0563C1"/>
+            <w:u w:val="single"/>
+          </w:rPr>
+          <w:t>7999 元戴尔最轻 XPS 13 Air 开售：酷睿 5 320 处理器 + 16GB 内存，重约 1kg</w:t>
+        </w:r>
+      </w:hyperlink>
+    </w:p>
+    <w:p>
+      <w:pPr>
+        <w:pStyle w:val="Heading3"/>
+      </w:pPr>
+      <w:r>
+        <w:rPr>
+          <w:rFonts w:ascii="Times New Roman" w:hAnsi="Times New Roman" w:eastAsia="黑体"/>
+          <w:b w:val="0"/>
+          <w:color w:val="888888"/>
+          <w:sz w:val="24"/>
+        </w:rPr>
+        <w:t>【C级·参考】</w:t>
+      </w:r>
+      <w:r>
+        <w:rPr>
+          <w:rFonts w:ascii="Times New Roman" w:hAnsi="Times New Roman" w:eastAsia="黑体"/>
+          <w:b w:val="0"/>
+          <w:color w:val="888888"/>
+          <w:sz w:val="24"/>
+        </w:rPr>
+        <w:t>奥尔特曼致歉“GPT-6 Astra AI 上线混乱”，现已面向所有 Plus / Pro 等用户推出</w:t>
+      </w:r>
+    </w:p>
+    <w:p>
+      <w:r>
+        <w:rPr>
+          <w:rFonts w:ascii="Times New Roman" w:hAnsi="Times New Roman" w:eastAsia="宋体"/>
+          <w:color w:val="888888"/>
+          <w:sz w:val="18"/>
+        </w:rPr>
+        <w:t>来源:IT之家 | 时间:09-05 08:42</w:t>
+      </w:r>
+    </w:p>
+    <w:p>
+      <w:r>
+        <w:rPr>
+          <w:rFonts w:ascii="Times New Roman" w:hAnsi="Times New Roman" w:eastAsia="宋体"/>
+          <w:sz w:val="18"/>
+        </w:rPr>
+        <w:t>链接:</w:t>
+      </w:r>
+      <w:hyperlink r:id="rId10">
+        <w:r>
+          <w:rPr>
+            <w:color w:val="0563C1"/>
+            <w:u w:val="single"/>
+          </w:rPr>
+          <w:t>奥尔特曼致歉“GPT-6 Astra AI 上线混乱”，现已面向所有 Plus / Pro 等用户推出</w:t>
+        </w:r>
+      </w:hyperlink>
+    </w:p>
+    <w:p>
+      <w:pPr>
+        <w:pStyle w:val="Heading3"/>
+      </w:pPr>
+      <w:r>
+        <w:rPr>
+          <w:rFonts w:ascii="Times New Roman" w:hAnsi="Times New Roman" w:eastAsia="黑体"/>
+          <w:b w:val="0"/>
+          <w:color w:val="888888"/>
+          <w:sz w:val="24"/>
+        </w:rPr>
+        <w:t>【C级·参考】</w:t>
+      </w:r>
+      <w:r>
+        <w:rPr>
+          <w:rFonts w:ascii="Times New Roman" w:hAnsi="Times New Roman" w:eastAsia="黑体"/>
+          <w:b w:val="0"/>
+          <w:color w:val="888888"/>
+          <w:sz w:val="24"/>
+        </w:rPr>
         <w:t>消息称谷歌正为旧款 Pixel 手机引入苹果 AirDrop 跨平台传输支持</w:t>
       </w:r>
     </w:p>
@@ -91,7 +193,7 @@
         </w:rPr>
         <w:t>链接:</w:t>
       </w:r>
-      <w:hyperlink r:id="rId9">
+      <w:hyperlink r:id="rId11">
         <w:r>
           <w:rPr>
             <w:color w:val="0563C1"/>
@@ -142,7 +244,7 @@
         </w:rPr>
         <w:t>链接:</w:t>
       </w:r>
-      <w:hyperlink r:id="rId10">
+      <w:hyperlink r:id="rId12">
         <w:r>
           <w:rPr>
             <w:color w:val="0563C1"/>
@@ -193,7 +295,7 @@
         </w:rPr>
         <w:t>链接:</w:t>
       </w:r>
-      <w:hyperlink r:id="rId11">
+      <w:hyperlink r:id="rId13">
         <w:r>
           <w:rPr>
             <w:color w:val="0563C1"/>
@@ -244,7 +346,7 @@
         </w:rPr>
         <w:t>链接:</w:t>
       </w:r>
-      <w:hyperlink r:id="rId12">
+      <w:hyperlink r:id="rId14">
         <w:r>
           <w:rPr>
             <w:color w:val="0563C1"/>
@@ -295,7 +397,7 @@
         </w:rPr>
         <w:t>链接:</w:t>
       </w:r>
-      <w:hyperlink r:id="rId13">
+      <w:hyperlink r:id="rId15">
         <w:r>
           <w:rPr>
             <w:color w:val="0563C1"/>
@@ -346,7 +448,7 @@
         </w:rPr>
         <w:t>链接:</w:t>
       </w:r>
-      <w:hyperlink r:id="rId14">
+      <w:hyperlink r:id="rId16">
         <w:r>
           <w:rPr>
             <w:color w:val="0563C1"/>
@@ -397,7 +499,7 @@
         </w:rPr>
         <w:t>链接:</w:t>
       </w:r>
-      <w:hyperlink r:id="rId15">
+      <w:hyperlink r:id="rId17">
         <w:r>
           <w:rPr>
             <w:color w:val="0563C1"/>
@@ -448,7 +550,7 @@
         </w:rPr>
         <w:t>链接:</w:t>
       </w:r>
-      <w:hyperlink r:id="rId16">
+      <w:hyperlink r:id="rId18">
         <w:r>
           <w:rPr>
             <w:color w:val="0563C1"/>
@@ -499,7 +601,7 @@
         </w:rPr>
         <w:t>链接:</w:t>
       </w:r>
-      <w:hyperlink r:id="rId17">
+      <w:hyperlink r:id="rId19">
         <w:r>
           <w:rPr>
             <w:color w:val="0563C1"/>
@@ -550,7 +652,7 @@
         </w:rPr>
         <w:t>链接:</w:t>
       </w:r>
-      <w:hyperlink r:id="rId18">
+      <w:hyperlink r:id="rId20">
         <w:r>
           <w:rPr>
             <w:color w:val="0563C1"/>
@@ -601,166 +703,13 @@
         </w:rPr>
         <w:t>链接:</w:t>
       </w:r>
-      <w:hyperlink r:id="rId19">
+      <w:hyperlink r:id="rId21">
         <w:r>
           <w:rPr>
             <w:color w:val="0563C1"/>
             <w:u w:val="single"/>
           </w:rPr>
           <w:t>广电总局召开 AI 微短剧“融像”“融声”座谈会，爱奇艺、红果等参会</w:t>
-        </w:r>
-      </w:hyperlink>
-    </w:p>
-    <w:p>
-      <w:pPr>
-        <w:pStyle w:val="Heading3"/>
-      </w:pPr>
-      <w:r>
-        <w:rPr>
-          <w:rFonts w:ascii="Times New Roman" w:hAnsi="Times New Roman" w:eastAsia="黑体"/>
-          <w:b w:val="0"/>
-          <w:color w:val="888888"/>
-          <w:sz w:val="24"/>
-        </w:rPr>
-        <w:t>【C级·参考】</w:t>
-      </w:r>
-      <w:r>
-        <w:rPr>
-          <w:rFonts w:ascii="Times New Roman" w:hAnsi="Times New Roman" w:eastAsia="黑体"/>
-          <w:b w:val="0"/>
-          <w:color w:val="888888"/>
-          <w:sz w:val="24"/>
-        </w:rPr>
-        <w:t>OpenAI 奥尔特曼：AI 若要赢得怀疑论者的支持，“能治愈癌症”还不够</w:t>
-      </w:r>
-    </w:p>
-    <w:p>
-      <w:r>
-        <w:rPr>
-          <w:rFonts w:ascii="Times New Roman" w:hAnsi="Times New Roman" w:eastAsia="宋体"/>
-          <w:color w:val="888888"/>
-          <w:sz w:val="18"/>
-        </w:rPr>
-        <w:t>来源:IT之家 | 时间:09-04 20:55</w:t>
-      </w:r>
-    </w:p>
-    <w:p>
-      <w:r>
-        <w:rPr>
-          <w:rFonts w:ascii="Times New Roman" w:hAnsi="Times New Roman" w:eastAsia="宋体"/>
-          <w:sz w:val="18"/>
-        </w:rPr>
-        <w:t>链接:</w:t>
-      </w:r>
-      <w:hyperlink r:id="rId20">
-        <w:r>
-          <w:rPr>
-            <w:color w:val="0563C1"/>
-            <w:u w:val="single"/>
-          </w:rPr>
-          <w:t>OpenAI 奥尔特曼：AI 若要赢得怀疑论者的支持，“能治愈癌症”还不够</w:t>
-        </w:r>
-      </w:hyperlink>
-    </w:p>
-    <w:p>
-      <w:pPr>
-        <w:pStyle w:val="Heading3"/>
-      </w:pPr>
-      <w:r>
-        <w:rPr>
-          <w:rFonts w:ascii="Times New Roman" w:hAnsi="Times New Roman" w:eastAsia="黑体"/>
-          <w:b w:val="0"/>
-          <w:color w:val="888888"/>
-          <w:sz w:val="24"/>
-        </w:rPr>
-        <w:t>【C级·参考】</w:t>
-      </w:r>
-      <w:r>
-        <w:rPr>
-          <w:rFonts w:ascii="Times New Roman" w:hAnsi="Times New Roman" w:eastAsia="黑体"/>
-          <w:b w:val="0"/>
-          <w:color w:val="888888"/>
-          <w:sz w:val="24"/>
-        </w:rPr>
-        <w:t>曝 OpenAI 智能体今年 5 月就已“失控”，曾主动劫持德国一网站</w:t>
-      </w:r>
-    </w:p>
-    <w:p>
-      <w:r>
-        <w:rPr>
-          <w:rFonts w:ascii="Times New Roman" w:hAnsi="Times New Roman" w:eastAsia="宋体"/>
-          <w:color w:val="888888"/>
-          <w:sz w:val="18"/>
-        </w:rPr>
-        <w:t>来源:IT之家 | 时间:09-04 20:41</w:t>
-      </w:r>
-    </w:p>
-    <w:p>
-      <w:r>
-        <w:rPr>
-          <w:rFonts w:ascii="Times New Roman" w:hAnsi="Times New Roman" w:eastAsia="宋体"/>
-          <w:sz w:val="18"/>
-        </w:rPr>
-        <w:t>链接:</w:t>
-      </w:r>
-      <w:hyperlink r:id="rId21">
-        <w:r>
-          <w:rPr>
-            <w:color w:val="0563C1"/>
-            <w:u w:val="single"/>
-          </w:rPr>
-          <w:t>曝 OpenAI 智能体今年 5 月就已“失控”，曾主动劫持德国一网站</w:t>
-        </w:r>
-      </w:hyperlink>
-    </w:p>
-    <w:p>
-      <w:pPr>
-        <w:pStyle w:val="Heading3"/>
-      </w:pPr>
-      <w:r>
-        <w:rPr>
-          <w:rFonts w:ascii="Times New Roman" w:hAnsi="Times New Roman" w:eastAsia="黑体"/>
-          <w:b w:val="0"/>
-          <w:color w:val="888888"/>
-          <w:sz w:val="24"/>
-        </w:rPr>
-        <w:t>【C级·参考】</w:t>
-      </w:r>
-      <w:r>
-        <w:rPr>
-          <w:rFonts w:ascii="Times New Roman" w:hAnsi="Times New Roman" w:eastAsia="黑体"/>
-          <w:b w:val="0"/>
-          <w:color w:val="888888"/>
-          <w:sz w:val="24"/>
-        </w:rPr>
-        <w:t>问界：网传 M6 车型“预制车”铭牌系 P 图 / AI 修改生成，已就谣言报案</w:t>
-      </w:r>
-    </w:p>
-    <w:p>
-      <w:r>
-        <w:rPr>
-          <w:rFonts w:ascii="Times New Roman" w:hAnsi="Times New Roman" w:eastAsia="宋体"/>
-          <w:color w:val="888888"/>
-          <w:sz w:val="18"/>
-        </w:rPr>
-        <w:t>来源:IT之家 | 时间:09-04 20:34</w:t>
-      </w:r>
-    </w:p>
-    <w:p>
-      <w:r>
-        <w:rPr>
-          <w:rFonts w:ascii="Times New Roman" w:hAnsi="Times New Roman" w:eastAsia="宋体"/>
-          <w:sz w:val="18"/>
-        </w:rPr>
-        <w:t>链接:</w:t>
-      </w:r>
-      <w:hyperlink r:id="rId22">
-        <w:r>
-          <w:rPr>
-            <w:color w:val="0563C1"/>
-            <w:u w:val="single"/>
-          </w:rPr>
-          <w:t>问界：网传 M6 车型“预制车”铭牌系 P 图 / AI 修改生成，已就谣言报案</w:t>
         </w:r>
       </w:hyperlink>
     </w:p>
@@ -805,7 +754,7 @@
         </w:rPr>
         <w:t>链接:</w:t>
       </w:r>
-      <w:hyperlink r:id="rId23">
+      <w:hyperlink r:id="rId22">
         <w:r>
           <w:rPr>
             <w:color w:val="0563C1"/>
@@ -856,64 +805,13 @@
         </w:rPr>
         <w:t>链接:</w:t>
       </w:r>
-      <w:hyperlink r:id="rId24">
+      <w:hyperlink r:id="rId23">
         <w:r>
           <w:rPr>
             <w:color w:val="0563C1"/>
             <w:u w:val="single"/>
           </w:rPr>
           <w:t>AI眼镜正在「刷屏」互联网</w:t>
-        </w:r>
-      </w:hyperlink>
-    </w:p>
-    <w:p>
-      <w:pPr>
-        <w:pStyle w:val="Heading3"/>
-      </w:pPr>
-      <w:r>
-        <w:rPr>
-          <w:rFonts w:ascii="Times New Roman" w:hAnsi="Times New Roman" w:eastAsia="黑体"/>
-          <w:b w:val="0"/>
-          <w:color w:val="888888"/>
-          <w:sz w:val="24"/>
-        </w:rPr>
-        <w:t>【C级·参考】</w:t>
-      </w:r>
-      <w:r>
-        <w:rPr>
-          <w:rFonts w:ascii="Times New Roman" w:hAnsi="Times New Roman" w:eastAsia="黑体"/>
-          <w:b w:val="0"/>
-          <w:color w:val="888888"/>
-          <w:sz w:val="24"/>
-        </w:rPr>
-        <w:t>用AI眼镜打破感官边界，乐奇让“看见”与“听见”再无壁垒</w:t>
-      </w:r>
-    </w:p>
-    <w:p>
-      <w:r>
-        <w:rPr>
-          <w:rFonts w:ascii="Times New Roman" w:hAnsi="Times New Roman" w:eastAsia="宋体"/>
-          <w:color w:val="888888"/>
-          <w:sz w:val="18"/>
-        </w:rPr>
-        <w:t>来源:Bing新闻 | 时间:09-04 17:24</w:t>
-      </w:r>
-    </w:p>
-    <w:p>
-      <w:r>
-        <w:rPr>
-          <w:rFonts w:ascii="Times New Roman" w:hAnsi="Times New Roman" w:eastAsia="宋体"/>
-          <w:sz w:val="18"/>
-        </w:rPr>
-        <w:t>链接:</w:t>
-      </w:r>
-      <w:hyperlink r:id="rId25">
-        <w:r>
-          <w:rPr>
-            <w:color w:val="0563C1"/>
-            <w:u w:val="single"/>
-          </w:rPr>
-          <w:t>用AI眼镜打破感官边界，乐奇让“看见”与“听见”再无壁垒</w:t>
         </w:r>
       </w:hyperlink>
     </w:p>
@@ -958,7 +856,7 @@
         </w:rPr>
         <w:t>链接:</w:t>
       </w:r>
-      <w:hyperlink r:id="rId26">
+      <w:hyperlink r:id="rId24">
         <w:r>
           <w:rPr>
             <w:color w:val="0563C1"/>
@@ -1009,64 +907,13 @@
         </w:rPr>
         <w:t>链接:</w:t>
       </w:r>
-      <w:hyperlink r:id="rId27">
+      <w:hyperlink r:id="rId25">
         <w:r>
           <w:rPr>
             <w:color w:val="0563C1"/>
             <w:u w:val="single"/>
           </w:rPr>
           <w:t>全国首家AI眼镜4S旗舰店落户东莞</w:t>
-        </w:r>
-      </w:hyperlink>
-    </w:p>
-    <w:p>
-      <w:pPr>
-        <w:pStyle w:val="Heading3"/>
-      </w:pPr>
-      <w:r>
-        <w:rPr>
-          <w:rFonts w:ascii="Times New Roman" w:hAnsi="Times New Roman" w:eastAsia="黑体"/>
-          <w:b w:val="0"/>
-          <w:color w:val="888888"/>
-          <w:sz w:val="24"/>
-        </w:rPr>
-        <w:t>【C级·参考】</w:t>
-      </w:r>
-      <w:r>
-        <w:rPr>
-          <w:rFonts w:ascii="Times New Roman" w:hAnsi="Times New Roman" w:eastAsia="黑体"/>
-          <w:b w:val="0"/>
-          <w:color w:val="888888"/>
-          <w:sz w:val="24"/>
-        </w:rPr>
-        <w:t>讯飞AI眼镜接入WorkBuddy，AI办公生态再添新拼图</w:t>
-      </w:r>
-    </w:p>
-    <w:p>
-      <w:r>
-        <w:rPr>
-          <w:rFonts w:ascii="Times New Roman" w:hAnsi="Times New Roman" w:eastAsia="宋体"/>
-          <w:color w:val="888888"/>
-          <w:sz w:val="18"/>
-        </w:rPr>
-        <w:t>来源:Bing新闻 | 时间:09-03 18:02</w:t>
-      </w:r>
-    </w:p>
-    <w:p>
-      <w:r>
-        <w:rPr>
-          <w:rFonts w:ascii="Times New Roman" w:hAnsi="Times New Roman" w:eastAsia="宋体"/>
-          <w:sz w:val="18"/>
-        </w:rPr>
-        <w:t>链接:</w:t>
-      </w:r>
-      <w:hyperlink r:id="rId28">
-        <w:r>
-          <w:rPr>
-            <w:color w:val="0563C1"/>
-            <w:u w:val="single"/>
-          </w:rPr>
-          <w:t>讯飞AI眼镜接入WorkBuddy，AI办公生态再添新拼图</w:t>
         </w:r>
       </w:hyperlink>
     </w:p>
@@ -1100,7 +947,7 @@
           <w:color w:val="888888"/>
           <w:sz w:val="18"/>
         </w:rPr>
-        <w:t>来源:Bing新闻 | 时间:09-03 15:19</w:t>
+        <w:t>来源:Bing新闻 | 时间:09-04 00:54</w:t>
       </w:r>
     </w:p>
     <w:p>
@@ -1111,13 +958,64 @@
         </w:rPr>
         <w:t>链接:</w:t>
       </w:r>
-      <w:hyperlink r:id="rId29">
+      <w:hyperlink r:id="rId26">
         <w:r>
           <w:rPr>
             <w:color w:val="0563C1"/>
             <w:u w:val="single"/>
           </w:rPr>
           <w:t>AI眼镜“看向”打工人</w:t>
+        </w:r>
+      </w:hyperlink>
+    </w:p>
+    <w:p>
+      <w:pPr>
+        <w:pStyle w:val="Heading3"/>
+      </w:pPr>
+      <w:r>
+        <w:rPr>
+          <w:rFonts w:ascii="Times New Roman" w:hAnsi="Times New Roman" w:eastAsia="黑体"/>
+          <w:b w:val="0"/>
+          <w:color w:val="888888"/>
+          <w:sz w:val="24"/>
+        </w:rPr>
+        <w:t>【C级·参考】</w:t>
+      </w:r>
+      <w:r>
+        <w:rPr>
+          <w:rFonts w:ascii="Times New Roman" w:hAnsi="Times New Roman" w:eastAsia="黑体"/>
+          <w:b w:val="0"/>
+          <w:color w:val="888888"/>
+          <w:sz w:val="24"/>
+        </w:rPr>
+        <w:t>HTC 推出 AI 智能眼镜 VIVE Eagle：主打隐私保护，499 美元起</w:t>
+      </w:r>
+    </w:p>
+    <w:p>
+      <w:r>
+        <w:rPr>
+          <w:rFonts w:ascii="Times New Roman" w:hAnsi="Times New Roman" w:eastAsia="宋体"/>
+          <w:color w:val="888888"/>
+          <w:sz w:val="18"/>
+        </w:rPr>
+        <w:t>来源:Bing新闻 | 时间:09-03 23:56</w:t>
+      </w:r>
+    </w:p>
+    <w:p>
+      <w:r>
+        <w:rPr>
+          <w:rFonts w:ascii="Times New Roman" w:hAnsi="Times New Roman" w:eastAsia="宋体"/>
+          <w:sz w:val="18"/>
+        </w:rPr>
+        <w:t>链接:</w:t>
+      </w:r>
+      <w:hyperlink r:id="rId27">
+        <w:r>
+          <w:rPr>
+            <w:color w:val="0563C1"/>
+            <w:u w:val="single"/>
+          </w:rPr>
+          <w:t>HTC 推出 AI 智能眼镜 VIVE Eagle：主打隐私保护，499 美元起</w:t>
         </w:r>
       </w:hyperlink>
     </w:p>
@@ -1174,7 +1072,7 @@
         </w:rPr>
         <w:t>链接:</w:t>
       </w:r>
-      <w:hyperlink r:id="rId30">
+      <w:hyperlink r:id="rId28">
         <w:r>
           <w:rPr>
             <w:color w:val="0563C1"/>
@@ -1197,55 +1095,9 @@
       </w:r>
     </w:p>
     <w:p>
-      <w:pPr>
-        <w:pStyle w:val="Heading3"/>
-      </w:pPr>
       <w:r>
-        <w:rPr>
-          <w:rFonts w:ascii="Times New Roman" w:hAnsi="Times New Roman" w:eastAsia="黑体"/>
-          <w:b w:val="0"/>
-          <w:color w:val="888888"/>
-          <w:sz w:val="24"/>
-        </w:rPr>
-        <w:t>【C级·参考】</w:t>
+        <w:t>本线口暂无重要更新</w:t>
       </w:r>
-      <w:r>
-        <w:rPr>
-          <w:rFonts w:ascii="Times New Roman" w:hAnsi="Times New Roman" w:eastAsia="黑体"/>
-          <w:b w:val="0"/>
-          <w:color w:val="888888"/>
-          <w:sz w:val="24"/>
-        </w:rPr>
-        <w:t>长安发布天枢领航辅助驾驶：支持交互式智驾指令，能识别交警手势</w:t>
-      </w:r>
-    </w:p>
-    <w:p>
-      <w:r>
-        <w:rPr>
-          <w:rFonts w:ascii="Times New Roman" w:hAnsi="Times New Roman" w:eastAsia="宋体"/>
-          <w:color w:val="888888"/>
-          <w:sz w:val="18"/>
-        </w:rPr>
-        <w:t>来源:IT之家 | 时间:09-04 21:03</w:t>
-      </w:r>
-    </w:p>
-    <w:p>
-      <w:r>
-        <w:rPr>
-          <w:rFonts w:ascii="Times New Roman" w:hAnsi="Times New Roman" w:eastAsia="宋体"/>
-          <w:sz w:val="18"/>
-        </w:rPr>
-        <w:t>链接:</w:t>
-      </w:r>
-      <w:hyperlink r:id="rId31">
-        <w:r>
-          <w:rPr>
-            <w:color w:val="0563C1"/>
-            <w:u w:val="single"/>
-          </w:rPr>
-          <w:t>长安发布天枢领航辅助驾驶：支持交互式智驾指令，能识别交警手势</w:t>
-        </w:r>
-      </w:hyperlink>
     </w:p>
     <w:p>
       <w:pPr>
@@ -1275,6 +1127,159 @@
         </w:rPr>
         <w:t>游戏/电竞/平台公司</w:t>
       </w:r>
+    </w:p>
+    <w:p>
+      <w:pPr>
+        <w:pStyle w:val="Heading3"/>
+      </w:pPr>
+      <w:r>
+        <w:rPr>
+          <w:rFonts w:ascii="Times New Roman" w:hAnsi="Times New Roman" w:eastAsia="黑体"/>
+          <w:b w:val="0"/>
+          <w:color w:val="888888"/>
+          <w:sz w:val="24"/>
+        </w:rPr>
+        <w:t>【C级·参考】</w:t>
+      </w:r>
+      <w:r>
+        <w:rPr>
+          <w:rFonts w:ascii="Times New Roman" w:hAnsi="Times New Roman" w:eastAsia="黑体"/>
+          <w:b w:val="0"/>
+          <w:color w:val="888888"/>
+          <w:sz w:val="24"/>
+        </w:rPr>
+        <w:t>消息称因 PS5/XBOX Series 大幅涨价降低消费者购买游戏机意愿，R 星考虑提前推出《GTA 6》PC 版应对</w:t>
+      </w:r>
+    </w:p>
+    <w:p>
+      <w:r>
+        <w:rPr>
+          <w:rFonts w:ascii="Times New Roman" w:hAnsi="Times New Roman" w:eastAsia="宋体"/>
+          <w:color w:val="888888"/>
+          <w:sz w:val="18"/>
+        </w:rPr>
+        <w:t>来源:IT之家 | 时间:09-05 09:01</w:t>
+      </w:r>
+    </w:p>
+    <w:p>
+      <w:r>
+        <w:rPr>
+          <w:rFonts w:ascii="Times New Roman" w:hAnsi="Times New Roman" w:eastAsia="宋体"/>
+          <w:sz w:val="18"/>
+        </w:rPr>
+        <w:t>链接:</w:t>
+      </w:r>
+      <w:hyperlink r:id="rId29">
+        <w:r>
+          <w:rPr>
+            <w:color w:val="0563C1"/>
+            <w:u w:val="single"/>
+          </w:rPr>
+          <w:t>消息称因 PS5/XBOX Series 大幅涨价降低消费者购买游戏机意愿，R 星考虑提前推出《GTA 6》PC 版应对</w:t>
+        </w:r>
+      </w:hyperlink>
+    </w:p>
+    <w:p>
+      <w:pPr>
+        <w:pStyle w:val="Heading3"/>
+      </w:pPr>
+      <w:r>
+        <w:rPr>
+          <w:rFonts w:ascii="Times New Roman" w:hAnsi="Times New Roman" w:eastAsia="黑体"/>
+          <w:b w:val="0"/>
+          <w:color w:val="888888"/>
+          <w:sz w:val="24"/>
+        </w:rPr>
+        <w:t>【C级·参考】</w:t>
+      </w:r>
+      <w:r>
+        <w:rPr>
+          <w:rFonts w:ascii="Times New Roman" w:hAnsi="Times New Roman" w:eastAsia="黑体"/>
+          <w:b w:val="0"/>
+          <w:color w:val="888888"/>
+          <w:sz w:val="24"/>
+        </w:rPr>
+        <w:t>AMD 显卡首次跑通英伟达 DLSS 5：《赛博朋克 2077》游戏 1080P 帧率约 30FPS</w:t>
+      </w:r>
+    </w:p>
+    <w:p>
+      <w:r>
+        <w:rPr>
+          <w:rFonts w:ascii="Times New Roman" w:hAnsi="Times New Roman" w:eastAsia="宋体"/>
+          <w:color w:val="888888"/>
+          <w:sz w:val="18"/>
+        </w:rPr>
+        <w:t>来源:IT之家 | 时间:09-05 08:59</w:t>
+      </w:r>
+    </w:p>
+    <w:p>
+      <w:r>
+        <w:rPr>
+          <w:rFonts w:ascii="Times New Roman" w:hAnsi="Times New Roman" w:eastAsia="宋体"/>
+          <w:sz w:val="18"/>
+        </w:rPr>
+        <w:t>链接:</w:t>
+      </w:r>
+      <w:hyperlink r:id="rId30">
+        <w:r>
+          <w:rPr>
+            <w:color w:val="0563C1"/>
+            <w:u w:val="single"/>
+          </w:rPr>
+          <w:t>AMD 显卡首次跑通英伟达 DLSS 5：《赛博朋克 2077》游戏 1080P 帧率约 30FPS</w:t>
+        </w:r>
+      </w:hyperlink>
+    </w:p>
+    <w:p>
+      <w:pPr>
+        <w:pStyle w:val="Heading3"/>
+      </w:pPr>
+      <w:r>
+        <w:rPr>
+          <w:rFonts w:ascii="Times New Roman" w:hAnsi="Times New Roman" w:eastAsia="黑体"/>
+          <w:b w:val="0"/>
+          <w:color w:val="888888"/>
+          <w:sz w:val="24"/>
+        </w:rPr>
+        <w:t>【C级·参考】</w:t>
+      </w:r>
+      <w:r>
+        <w:rPr>
+          <w:rFonts w:ascii="Times New Roman" w:hAnsi="Times New Roman" w:eastAsia="黑体"/>
+          <w:b w:val="0"/>
+          <w:color w:val="888888"/>
+          <w:sz w:val="24"/>
+        </w:rPr>
+        <w:t>神舟战神 S8 游戏本新增 16+500GB 存储配置：酷睿 i7-13620H + RTX 5060，首发价 8699 元</w:t>
+      </w:r>
+    </w:p>
+    <w:p>
+      <w:r>
+        <w:rPr>
+          <w:rFonts w:ascii="Times New Roman" w:hAnsi="Times New Roman" w:eastAsia="宋体"/>
+          <w:color w:val="888888"/>
+          <w:sz w:val="18"/>
+        </w:rPr>
+        <w:t>来源:IT之家 | 时间:09-05 08:37</w:t>
+      </w:r>
+    </w:p>
+    <w:p>
+      <w:r>
+        <w:rPr>
+          <w:rFonts w:ascii="Times New Roman" w:hAnsi="Times New Roman" w:eastAsia="宋体"/>
+          <w:sz w:val="18"/>
+        </w:rPr>
+        <w:t>链接:</w:t>
+      </w:r>
+      <w:hyperlink r:id="rId31">
+        <w:r>
+          <w:rPr>
+            <w:color w:val="0563C1"/>
+            <w:u w:val="single"/>
+          </w:rPr>
+          <w:t>神舟战神 S8 游戏本新增 16+500GB 存储配置：酷睿 i7-13620H + RTX 5060，首发价 8699 元</w:t>
+        </w:r>
+      </w:hyperlink>
     </w:p>
     <w:p>
       <w:pPr>
@@ -1671,7 +1676,7 @@
           <w:rFonts w:ascii="Times New Roman" w:hAnsi="Times New Roman" w:eastAsia="宋体"/>
           <w:sz w:val="18"/>
         </w:rPr>
-        <w:t>IT之家(60)、GameLook(12)、HackerNews(4)、Bing新闻(6)</w:t>
+        <w:t>IT之家(60)、GameLook(11)、HackerNews(5)、Bing新闻(6)</w:t>
       </w:r>
     </w:p>
     <w:p>
